--- a/checklist/pages/deklaracja-dostepnosci/deklaracja-dostepnosci.ua.docx
+++ b/checklist/pages/deklaracja-dostepnosci/deklaracja-dostepnosci.ua.docx
@@ -21,7 +21,7 @@
     </w:p>
     <w:p>
       <w:r>
-        <w:t>Інтернет-магазин La Petite Bloom · LPB Sp. z o.o. · дата публікації 24.06.2026</w:t>
+        <w:t>Інтернет-магазин La Petite Bloom · LPB Sp. z o.o. · дата публікації 01.09.2026</w:t>
       </w:r>
     </w:p>
     <w:p>
@@ -78,7 +78,7 @@
     </w:p>
     <w:p>
       <w:r>
-        <w:t>Декларацію складено 24.06.2026; вона оновлюватиметься в міру внесення змін.</w:t>
+        <w:t>Декларацію складено 01.09.2026; вона оновлюватиметься в міру внесення змін.</w:t>
       </w:r>
     </w:p>
     <w:sectPr>
